--- a/documentos/NRO-PES-020 ROTEIRO DA DINAMICA EM GRUPO.docx
+++ b/documentos/NRO-PES-020 ROTEIRO DA DINAMICA EM GRUPO.docx
@@ -700,7 +700,7 @@
                 <w:sz w:val="20"/>
                 <w:szCs w:val="20"/>
               </w:rPr>
-              <w:t xml:space="preserve">Leitura do caso em voz alta, divisão dos grupos, QR do registro no telão.</w:t>
+              <w:t xml:space="preserve">Leitura do caso com as três opções, a entrega dita em uma frase, divisão dos grupos, QR no telão.</w:t>
             </w:r>
           </w:p>
         </w:tc>
@@ -1133,7 +1133,7 @@
           <w:sz w:val="22"/>
           <w:szCs w:val="22"/>
         </w:rPr>
-        <w:t xml:space="preserve">O grupo recebe uma pessoa real com uma necessidade real e tem 25 minutos para transformar isso em um projeto que caberia em um semestre. É o que a equipe faz no começo de qualquer projeto, comprimido.</w:t>
+        <w:t xml:space="preserve">Cada grupo recebe uma pessoa real, uma decisão de projeto e três caminhos possíveis, já descritos com o que custam e o que perdem. Em 25 minutos o grupo escolhe um deles e defende a escolha em cinco campos.</w:t>
       </w:r>
     </w:p>
     <w:p>
@@ -1150,7 +1150,75 @@
           <w:sz w:val="22"/>
           <w:szCs w:val="22"/>
         </w:rPr>
-        <w:t xml:space="preserve">São cinco campos, registrados pelo celular de um integrante:</w:t>
+        <w:t xml:space="preserve">Não é para projetar o dispositivo, não é para montar cronograma e não é para escrever plano de desenvolvimento. </w:t>
+      </w:r>
+      <w:r>
+        <w:rPr>
+          <w:rFonts w:ascii="Arial" w:cs="Arial" w:eastAsia="Arial" w:hAnsi="Arial"/>
+          <w:b/>
+          <w:sz w:val="22"/>
+          <w:szCs w:val="22"/>
+        </w:rPr>
+        <w:t xml:space="preserve">A entrega é uma decisão defendida.</w:t>
+      </w:r>
+      <w:r>
+        <w:rPr>
+          <w:rFonts w:ascii="Arial" w:cs="Arial" w:eastAsia="Arial" w:hAnsi="Arial"/>
+          <w:sz w:val="22"/>
+          <w:szCs w:val="22"/>
+        </w:rPr>
+        <w:t xml:space="preserve"> Diga isso em voz alta no briefing, com essas palavras: é a dúvida que mais aparece nos primeiros cinco minutos de trabalho.</w:t>
+      </w:r>
+    </w:p>
+    <w:p>
+      <w:pPr>
+        <w:spacing w:before="0" w:after="120" w:line="276" w:lineRule="auto"/>
+        <w:rPr>
+          <w:rFonts w:ascii="Arial" w:cs="Arial" w:eastAsia="Arial" w:hAnsi="Arial"/>
+          <w:sz w:val="22"/>
+        </w:rPr>
+      </w:pPr>
+      <w:r>
+        <w:rPr>
+          <w:rFonts w:ascii="Arial" w:cs="Arial" w:eastAsia="Arial" w:hAnsi="Arial"/>
+          <w:sz w:val="22"/>
+          <w:szCs w:val="22"/>
+        </w:rPr>
+        <w:t xml:space="preserve">As três opções de cada caso são defensáveis. Nenhuma é a resposta certa, e não existe combinação das três: o prazo comporta uma. Quem não sabe nada de estimulação elétrica consegue decidir, porque cada opção está descrita pelo que faz, quanto tempo leva e o que deixa de fora, não por como funciona por dentro.</w:t>
+      </w:r>
+    </w:p>
+    <w:p>
+      <w:pPr>
+        <w:spacing w:before="0" w:after="120" w:line="276" w:lineRule="auto"/>
+        <w:rPr>
+          <w:rFonts w:ascii="Arial" w:cs="Arial" w:eastAsia="Arial" w:hAnsi="Arial"/>
+          <w:sz w:val="22"/>
+        </w:rPr>
+      </w:pPr>
+      <w:r>
+        <w:rPr>
+          <w:rFonts w:ascii="Arial" w:cs="Arial" w:eastAsia="Arial" w:hAnsi="Arial"/>
+          <w:sz w:val="22"/>
+          <w:szCs w:val="22"/>
+        </w:rPr>
+        <w:t xml:space="preserve">Todo caso termina com uma frase dita pela pessoa. Ela é a chave: pesa as opções de um jeito que a lista sozinha não pesa, e é por ela que se distingue o grupo que leu do grupo que escolheu pela primeira impressão.</w:t>
+      </w:r>
+    </w:p>
+    <w:p>
+      <w:pPr>
+        <w:spacing w:before="0" w:after="120" w:line="276" w:lineRule="auto"/>
+        <w:rPr>
+          <w:rFonts w:ascii="Arial" w:cs="Arial" w:eastAsia="Arial" w:hAnsi="Arial"/>
+          <w:sz w:val="22"/>
+        </w:rPr>
+      </w:pPr>
+      <w:r>
+        <w:rPr>
+          <w:rFonts w:ascii="Arial" w:cs="Arial" w:eastAsia="Arial" w:hAnsi="Arial"/>
+          <w:sz w:val="22"/>
+          <w:szCs w:val="22"/>
+        </w:rPr>
+        <w:t xml:space="preserve">Os cinco campos do registro, na ordem em que aparecem no celular:</w:t>
       </w:r>
     </w:p>
     <w:p>
@@ -1171,7 +1239,7 @@
           <w:sz w:val="22"/>
           <w:szCs w:val="22"/>
         </w:rPr>
-        <w:t xml:space="preserve">Quem é a pessoa e o que muda na vida dela.</w:t>
+        <w:t xml:space="preserve">A opção que vocês levam. A letra e, em uma frase, o que será construído.</w:t>
       </w:r>
     </w:p>
     <w:p>
@@ -1192,7 +1260,7 @@
           <w:sz w:val="22"/>
           <w:szCs w:val="22"/>
         </w:rPr>
-        <w:t xml:space="preserve">O mínimo que resolve.</w:t>
+        <w:t xml:space="preserve">Por que essa e não as outras. O argumento, do ponto de vista da pessoa do caso.</w:t>
       </w:r>
     </w:p>
     <w:p>
@@ -1213,7 +1281,7 @@
           <w:sz w:val="22"/>
           <w:szCs w:val="22"/>
         </w:rPr>
-        <w:t xml:space="preserve">Como saberiam que funcionou.</w:t>
+        <w:t xml:space="preserve">O que vocês abrem mão. Toda escolha perde alguma coisa.</w:t>
       </w:r>
     </w:p>
     <w:p>
@@ -1234,7 +1302,7 @@
           <w:sz w:val="22"/>
           <w:szCs w:val="22"/>
         </w:rPr>
-        <w:t xml:space="preserve">O maior risco do projeto.</w:t>
+        <w:t xml:space="preserve">Como saber em duas semanas se erramos. O sinal mais barato que revelaria o erro cedo.</w:t>
       </w:r>
     </w:p>
     <w:p>
@@ -1255,7 +1323,7 @@
           <w:sz w:val="22"/>
           <w:szCs w:val="22"/>
         </w:rPr>
-        <w:t xml:space="preserve">Quem faz o quê nas duas primeiras semanas.</w:t>
+        <w:t xml:space="preserve">Quem faz o quê nas duas primeiras semanas. Nome e primeira entrega de cada pessoa.</w:t>
       </w:r>
     </w:p>
     <w:p>
@@ -1272,7 +1340,7 @@
           <w:sz w:val="22"/>
           <w:szCs w:val="22"/>
         </w:rPr>
-        <w:t xml:space="preserve">Os cinco cobrem o ciclo que a equipe percorre: concepção, solução, validação com o usuário, risco e divisão de trabalho. O quinto campo é o mais revelador: mostra se o grupo aproveitou quem tinha na mesa ou se dois engenheiros decidiram tudo sozinhos.</w:t>
+        <w:t xml:space="preserve">O quinto campo é o mais revelador: mostra se o grupo aproveitou quem tinha na mesa ou se duas pessoas decidiram tudo sozinhas.</w:t>
       </w:r>
     </w:p>
     <w:p>
@@ -1307,7 +1375,7 @@
           <w:sz w:val="22"/>
           <w:szCs w:val="22"/>
         </w:rPr>
-        <w:t xml:space="preserve">Há quatro casos cadastrados, um por grupo, todos vindos do tipo de trabalho que a equipe faz. Nenhum exige conhecimento prévio, e cada um traz uma restrição que obriga o grupo a escolher.</w:t>
+        <w:t xml:space="preserve">São quatro, um por grupo, todos com a mesma forma e o mesmo peso: uma situação, uma decisão, três opções e a frase da pessoa. Nenhum exige conhecimento prévio.</w:t>
       </w:r>
     </w:p>
     <w:tbl>
@@ -1324,9 +1392,9 @@
         <w:tblLayout w:type="fixed"/>
       </w:tblPr>
       <w:tblGrid>
-        <w:gridCol w:w="2276"/>
-        <w:gridCol w:w="3932"/>
+        <w:gridCol w:w="2483"/>
         <w:gridCol w:w="4139"/>
+        <w:gridCol w:w="3725"/>
       </w:tblGrid>
       <w:tr>
         <w:trPr>
@@ -1334,7 +1402,7 @@
         </w:trPr>
         <w:tc>
           <w:tcPr>
-            <w:tcW w:w="2276" w:type="dxa"/>
+            <w:tcW w:w="2483" w:type="dxa"/>
             <w:shd w:val="clear" w:color="auto" w:fill="EFEFEF"/>
             <w:tcMar>
               <w:top w:w="60" w:type="dxa"/>
@@ -1359,36 +1427,6 @@
                 <w:szCs w:val="20"/>
               </w:rPr>
               <w:t xml:space="preserve">Caso</w:t>
-            </w:r>
-          </w:p>
-        </w:tc>
-        <w:tc>
-          <w:tcPr>
-            <w:tcW w:w="3932" w:type="dxa"/>
-            <w:shd w:val="clear" w:color="auto" w:fill="EFEFEF"/>
-            <w:tcMar>
-              <w:top w:w="60" w:type="dxa"/>
-              <w:bottom w:w="60" w:type="dxa"/>
-              <w:left w:w="90" w:type="dxa"/>
-              <w:right w:w="90" w:type="dxa"/>
-            </w:tcMar>
-          </w:tcPr>
-          <w:p>
-            <w:pPr>
-              <w:spacing w:before="40" w:after="40" w:line="276" w:lineRule="auto"/>
-              <w:rPr>
-                <w:rFonts w:ascii="Arial" w:cs="Arial" w:eastAsia="Arial" w:hAnsi="Arial"/>
-                <w:sz w:val="20"/>
-              </w:rPr>
-            </w:pPr>
-            <w:r>
-              <w:rPr>
-                <w:rFonts w:ascii="Arial" w:cs="Arial" w:eastAsia="Arial" w:hAnsi="Arial"/>
-                <w:b/>
-                <w:sz w:val="20"/>
-                <w:szCs w:val="20"/>
-              </w:rPr>
-              <w:t xml:space="preserve">Quem é</w:t>
             </w:r>
           </w:p>
         </w:tc>
@@ -1418,7 +1456,37 @@
                 <w:sz w:val="20"/>
                 <w:szCs w:val="20"/>
               </w:rPr>
-              <w:t xml:space="preserve">A restrição que aperta</w:t>
+              <w:t xml:space="preserve">A decisão</w:t>
+            </w:r>
+          </w:p>
+        </w:tc>
+        <w:tc>
+          <w:tcPr>
+            <w:tcW w:w="3725" w:type="dxa"/>
+            <w:shd w:val="clear" w:color="auto" w:fill="EFEFEF"/>
+            <w:tcMar>
+              <w:top w:w="60" w:type="dxa"/>
+              <w:bottom w:w="60" w:type="dxa"/>
+              <w:left w:w="90" w:type="dxa"/>
+              <w:right w:w="90" w:type="dxa"/>
+            </w:tcMar>
+          </w:tcPr>
+          <w:p>
+            <w:pPr>
+              <w:spacing w:before="40" w:after="40" w:line="276" w:lineRule="auto"/>
+              <w:rPr>
+                <w:rFonts w:ascii="Arial" w:cs="Arial" w:eastAsia="Arial" w:hAnsi="Arial"/>
+                <w:sz w:val="20"/>
+              </w:rPr>
+            </w:pPr>
+            <w:r>
+              <w:rPr>
+                <w:rFonts w:ascii="Arial" w:cs="Arial" w:eastAsia="Arial" w:hAnsi="Arial"/>
+                <w:b/>
+                <w:sz w:val="20"/>
+                <w:szCs w:val="20"/>
+              </w:rPr>
+              <w:t xml:space="preserve">O que a frase dela pesa</w:t>
             </w:r>
           </w:p>
         </w:tc>
@@ -1426,57 +1494,29 @@
       <w:tr>
         <w:tc>
           <w:tcPr>
-            <w:tcW w:w="2276" w:type="dxa"/>
-            <w:tcMar>
-              <w:top w:w="60" w:type="dxa"/>
-              <w:bottom w:w="60" w:type="dxa"/>
-              <w:left w:w="90" w:type="dxa"/>
-              <w:right w:w="90" w:type="dxa"/>
-            </w:tcMar>
-          </w:tcPr>
-          <w:p>
-            <w:pPr>
-              <w:spacing w:before="40" w:after="40" w:line="276" w:lineRule="auto"/>
-              <w:rPr>
-                <w:rFonts w:ascii="Arial" w:cs="Arial" w:eastAsia="Arial" w:hAnsi="Arial"/>
-                <w:sz w:val="20"/>
-              </w:rPr>
-            </w:pPr>
-            <w:r>
-              <w:rPr>
-                <w:rFonts w:ascii="Arial" w:cs="Arial" w:eastAsia="Arial" w:hAnsi="Arial"/>
-                <w:sz w:val="20"/>
-                <w:szCs w:val="20"/>
-              </w:rPr>
-              <w:t xml:space="preserve">A mão que não solta</w:t>
-            </w:r>
-          </w:p>
-        </w:tc>
-        <w:tc>
-          <w:tcPr>
-            <w:tcW w:w="3932" w:type="dxa"/>
-            <w:tcMar>
-              <w:top w:w="60" w:type="dxa"/>
-              <w:bottom w:w="60" w:type="dxa"/>
-              <w:left w:w="90" w:type="dxa"/>
-              <w:right w:w="90" w:type="dxa"/>
-            </w:tcMar>
-          </w:tcPr>
-          <w:p>
-            <w:pPr>
-              <w:spacing w:before="40" w:after="40" w:line="276" w:lineRule="auto"/>
-              <w:rPr>
-                <w:rFonts w:ascii="Arial" w:cs="Arial" w:eastAsia="Arial" w:hAnsi="Arial"/>
-                <w:sz w:val="20"/>
-              </w:rPr>
-            </w:pPr>
-            <w:r>
-              <w:rPr>
-                <w:rFonts w:ascii="Arial" w:cs="Arial" w:eastAsia="Arial" w:hAnsi="Arial"/>
-                <w:sz w:val="20"/>
-                <w:szCs w:val="20"/>
-              </w:rPr>
-              <w:t xml:space="preserve">Homem, 34 anos, sequela de AVC. Não abre a mão sozinho.</w:t>
+            <w:tcW w:w="2483" w:type="dxa"/>
+            <w:tcMar>
+              <w:top w:w="60" w:type="dxa"/>
+              <w:bottom w:w="60" w:type="dxa"/>
+              <w:left w:w="90" w:type="dxa"/>
+              <w:right w:w="90" w:type="dxa"/>
+            </w:tcMar>
+          </w:tcPr>
+          <w:p>
+            <w:pPr>
+              <w:spacing w:before="40" w:after="40" w:line="276" w:lineRule="auto"/>
+              <w:rPr>
+                <w:rFonts w:ascii="Arial" w:cs="Arial" w:eastAsia="Arial" w:hAnsi="Arial"/>
+                <w:sz w:val="20"/>
+              </w:rPr>
+            </w:pPr>
+            <w:r>
+              <w:rPr>
+                <w:rFonts w:ascii="Arial" w:cs="Arial" w:eastAsia="Arial" w:hAnsi="Arial"/>
+                <w:sz w:val="20"/>
+                <w:szCs w:val="20"/>
+              </w:rPr>
+              <w:t xml:space="preserve">O braço que cansa antes do almoço</w:t>
             </w:r>
           </w:p>
         </w:tc>
@@ -1504,7 +1544,35 @@
                 <w:sz w:val="20"/>
                 <w:szCs w:val="20"/>
               </w:rPr>
-              <w:t xml:space="preserve">Vai usar sem ninguém para ajustar, e não pode chamar atenção em público.</w:t>
+              <w:t xml:space="preserve">Faixa elástica sem eletrônica, estimulação elétrica com botão, ou um talher que solta sozinho.</w:t>
+            </w:r>
+          </w:p>
+        </w:tc>
+        <w:tc>
+          <w:tcPr>
+            <w:tcW w:w="3725" w:type="dxa"/>
+            <w:tcMar>
+              <w:top w:w="60" w:type="dxa"/>
+              <w:bottom w:w="60" w:type="dxa"/>
+              <w:left w:w="90" w:type="dxa"/>
+              <w:right w:w="90" w:type="dxa"/>
+            </w:tcMar>
+          </w:tcPr>
+          <w:p>
+            <w:pPr>
+              <w:spacing w:before="40" w:after="40" w:line="276" w:lineRule="auto"/>
+              <w:rPr>
+                <w:rFonts w:ascii="Arial" w:cs="Arial" w:eastAsia="Arial" w:hAnsi="Arial"/>
+                <w:sz w:val="20"/>
+              </w:rPr>
+            </w:pPr>
+            <w:r>
+              <w:rPr>
+                <w:rFonts w:ascii="Arial" w:cs="Arial" w:eastAsia="Arial" w:hAnsi="Arial"/>
+                <w:sz w:val="20"/>
+                <w:szCs w:val="20"/>
+              </w:rPr>
+              <w:t xml:space="preserve">"Eu não quero parecer doente na mesa." Duas das três opções aparecem na mesa do restaurante.</w:t>
             </w:r>
           </w:p>
         </w:tc>
@@ -1512,57 +1580,29 @@
       <w:tr>
         <w:tc>
           <w:tcPr>
-            <w:tcW w:w="2276" w:type="dxa"/>
-            <w:tcMar>
-              <w:top w:w="60" w:type="dxa"/>
-              <w:bottom w:w="60" w:type="dxa"/>
-              <w:left w:w="90" w:type="dxa"/>
-              <w:right w:w="90" w:type="dxa"/>
-            </w:tcMar>
-          </w:tcPr>
-          <w:p>
-            <w:pPr>
-              <w:spacing w:before="40" w:after="40" w:line="276" w:lineRule="auto"/>
-              <w:rPr>
-                <w:rFonts w:ascii="Arial" w:cs="Arial" w:eastAsia="Arial" w:hAnsi="Arial"/>
-                <w:sz w:val="20"/>
-              </w:rPr>
-            </w:pPr>
-            <w:r>
-              <w:rPr>
-                <w:rFonts w:ascii="Arial" w:cs="Arial" w:eastAsia="Arial" w:hAnsi="Arial"/>
-                <w:sz w:val="20"/>
-                <w:szCs w:val="20"/>
-              </w:rPr>
-              <w:t xml:space="preserve">O treino que ninguém vê</w:t>
-            </w:r>
-          </w:p>
-        </w:tc>
-        <w:tc>
-          <w:tcPr>
-            <w:tcW w:w="3932" w:type="dxa"/>
-            <w:tcMar>
-              <w:top w:w="60" w:type="dxa"/>
-              <w:bottom w:w="60" w:type="dxa"/>
-              <w:left w:w="90" w:type="dxa"/>
-              <w:right w:w="90" w:type="dxa"/>
-            </w:tcMar>
-          </w:tcPr>
-          <w:p>
-            <w:pPr>
-              <w:spacing w:before="40" w:after="40" w:line="276" w:lineRule="auto"/>
-              <w:rPr>
-                <w:rFonts w:ascii="Arial" w:cs="Arial" w:eastAsia="Arial" w:hAnsi="Arial"/>
-                <w:sz w:val="20"/>
-              </w:rPr>
-            </w:pPr>
-            <w:r>
-              <w:rPr>
-                <w:rFonts w:ascii="Arial" w:cs="Arial" w:eastAsia="Arial" w:hAnsi="Arial"/>
-                <w:sz w:val="20"/>
-                <w:szCs w:val="20"/>
-              </w:rPr>
-              <w:t xml:space="preserve">Mulher, 27 anos, lesão medular, treina com estimulação elétrica.</w:t>
+            <w:tcW w:w="2483" w:type="dxa"/>
+            <w:tcMar>
+              <w:top w:w="60" w:type="dxa"/>
+              <w:bottom w:w="60" w:type="dxa"/>
+              <w:left w:w="90" w:type="dxa"/>
+              <w:right w:w="90" w:type="dxa"/>
+            </w:tcMar>
+          </w:tcPr>
+          <w:p>
+            <w:pPr>
+              <w:spacing w:before="40" w:after="40" w:line="276" w:lineRule="auto"/>
+              <w:rPr>
+                <w:rFonts w:ascii="Arial" w:cs="Arial" w:eastAsia="Arial" w:hAnsi="Arial"/>
+                <w:sz w:val="20"/>
+              </w:rPr>
+            </w:pPr>
+            <w:r>
+              <w:rPr>
+                <w:rFonts w:ascii="Arial" w:cs="Arial" w:eastAsia="Arial" w:hAnsi="Arial"/>
+                <w:sz w:val="20"/>
+                <w:szCs w:val="20"/>
+              </w:rPr>
+              <w:t xml:space="preserve">O treino que ninguém sabe se está funcionando</w:t>
             </w:r>
           </w:p>
         </w:tc>
@@ -1590,7 +1630,35 @@
                 <w:sz w:val="20"/>
                 <w:szCs w:val="20"/>
               </w:rPr>
-              <w:t xml:space="preserve">Quem lê o resultado é um fisioterapeuta, e precisa ser no mesmo dia do treino.</w:t>
+              <w:t xml:space="preserve">Contar voltas, medir a força de cada perna, ou filmar e cronometrar depois.</w:t>
+            </w:r>
+          </w:p>
+        </w:tc>
+        <w:tc>
+          <w:tcPr>
+            <w:tcW w:w="3725" w:type="dxa"/>
+            <w:tcMar>
+              <w:top w:w="60" w:type="dxa"/>
+              <w:bottom w:w="60" w:type="dxa"/>
+              <w:left w:w="90" w:type="dxa"/>
+              <w:right w:w="90" w:type="dxa"/>
+            </w:tcMar>
+          </w:tcPr>
+          <w:p>
+            <w:pPr>
+              <w:spacing w:before="40" w:after="40" w:line="276" w:lineRule="auto"/>
+              <w:rPr>
+                <w:rFonts w:ascii="Arial" w:cs="Arial" w:eastAsia="Arial" w:hAnsi="Arial"/>
+                <w:sz w:val="20"/>
+              </w:rPr>
+            </w:pPr>
+            <w:r>
+              <w:rPr>
+                <w:rFonts w:ascii="Arial" w:cs="Arial" w:eastAsia="Arial" w:hAnsi="Arial"/>
+                <w:sz w:val="20"/>
+                <w:szCs w:val="20"/>
+              </w:rPr>
+              <w:t xml:space="preserve">"Preciso decidir na hora se aumento a carga." Duas das três só respondem depois da hora.</w:t>
             </w:r>
           </w:p>
         </w:tc>
@@ -1598,57 +1666,29 @@
       <w:tr>
         <w:tc>
           <w:tcPr>
-            <w:tcW w:w="2276" w:type="dxa"/>
-            <w:tcMar>
-              <w:top w:w="60" w:type="dxa"/>
-              <w:bottom w:w="60" w:type="dxa"/>
-              <w:left w:w="90" w:type="dxa"/>
-              <w:right w:w="90" w:type="dxa"/>
-            </w:tcMar>
-          </w:tcPr>
-          <w:p>
-            <w:pPr>
-              <w:spacing w:before="40" w:after="40" w:line="276" w:lineRule="auto"/>
-              <w:rPr>
-                <w:rFonts w:ascii="Arial" w:cs="Arial" w:eastAsia="Arial" w:hAnsi="Arial"/>
-                <w:sz w:val="20"/>
-              </w:rPr>
-            </w:pPr>
-            <w:r>
-              <w:rPr>
-                <w:rFonts w:ascii="Arial" w:cs="Arial" w:eastAsia="Arial" w:hAnsi="Arial"/>
-                <w:sz w:val="20"/>
-                <w:szCs w:val="20"/>
-              </w:rPr>
-              <w:t xml:space="preserve">A cadeira que some</w:t>
-            </w:r>
-          </w:p>
-        </w:tc>
-        <w:tc>
-          <w:tcPr>
-            <w:tcW w:w="3932" w:type="dxa"/>
-            <w:tcMar>
-              <w:top w:w="60" w:type="dxa"/>
-              <w:bottom w:w="60" w:type="dxa"/>
-              <w:left w:w="90" w:type="dxa"/>
-              <w:right w:w="90" w:type="dxa"/>
-            </w:tcMar>
-          </w:tcPr>
-          <w:p>
-            <w:pPr>
-              <w:spacing w:before="40" w:after="40" w:line="276" w:lineRule="auto"/>
-              <w:rPr>
-                <w:rFonts w:ascii="Arial" w:cs="Arial" w:eastAsia="Arial" w:hAnsi="Arial"/>
-                <w:sz w:val="20"/>
-              </w:rPr>
-            </w:pPr>
-            <w:r>
-              <w:rPr>
-                <w:rFonts w:ascii="Arial" w:cs="Arial" w:eastAsia="Arial" w:hAnsi="Arial"/>
-                <w:sz w:val="20"/>
-                <w:szCs w:val="20"/>
-              </w:rPr>
-              <w:t xml:space="preserve">Adolescente, 16 anos, paralisia cerebral, escola pública.</w:t>
+            <w:tcW w:w="2483" w:type="dxa"/>
+            <w:tcMar>
+              <w:top w:w="60" w:type="dxa"/>
+              <w:bottom w:w="60" w:type="dxa"/>
+              <w:left w:w="90" w:type="dxa"/>
+              <w:right w:w="90" w:type="dxa"/>
+            </w:tcMar>
+          </w:tcPr>
+          <w:p>
+            <w:pPr>
+              <w:spacing w:before="40" w:after="40" w:line="276" w:lineRule="auto"/>
+              <w:rPr>
+                <w:rFonts w:ascii="Arial" w:cs="Arial" w:eastAsia="Arial" w:hAnsi="Arial"/>
+                <w:sz w:val="20"/>
+              </w:rPr>
+            </w:pPr>
+            <w:r>
+              <w:rPr>
+                <w:rFonts w:ascii="Arial" w:cs="Arial" w:eastAsia="Arial" w:hAnsi="Arial"/>
+                <w:sz w:val="20"/>
+                <w:szCs w:val="20"/>
+              </w:rPr>
+              <w:t xml:space="preserve">A cadeira que para no corredor errado</w:t>
             </w:r>
           </w:p>
         </w:tc>
@@ -1676,7 +1716,35 @@
                 <w:sz w:val="20"/>
                 <w:szCs w:val="20"/>
               </w:rPr>
-              <w:t xml:space="preserve">Sem Wi-Fi confiável e sem mensalidade que a família possa pagar.</w:t>
+              <w:t xml:space="preserve">Alarme sonoro na cadeira, rádio com aviso na secretaria, ou suporte que traz o celular à mão.</w:t>
+            </w:r>
+          </w:p>
+        </w:tc>
+        <w:tc>
+          <w:tcPr>
+            <w:tcW w:w="3725" w:type="dxa"/>
+            <w:tcMar>
+              <w:top w:w="60" w:type="dxa"/>
+              <w:bottom w:w="60" w:type="dxa"/>
+              <w:left w:w="90" w:type="dxa"/>
+              <w:right w:w="90" w:type="dxa"/>
+            </w:tcMar>
+          </w:tcPr>
+          <w:p>
+            <w:pPr>
+              <w:spacing w:before="40" w:after="40" w:line="276" w:lineRule="auto"/>
+              <w:rPr>
+                <w:rFonts w:ascii="Arial" w:cs="Arial" w:eastAsia="Arial" w:hAnsi="Arial"/>
+                <w:sz w:val="20"/>
+              </w:rPr>
+            </w:pPr>
+            <w:r>
+              <w:rPr>
+                <w:rFonts w:ascii="Arial" w:cs="Arial" w:eastAsia="Arial" w:hAnsi="Arial"/>
+                <w:sz w:val="20"/>
+                <w:szCs w:val="20"/>
+              </w:rPr>
+              <w:t xml:space="preserve">"O problema não é ela avisar, é alguém aparecer." Só uma opção tem destino com responsável.</w:t>
             </w:r>
           </w:p>
         </w:tc>
@@ -1684,57 +1752,29 @@
       <w:tr>
         <w:tc>
           <w:tcPr>
-            <w:tcW w:w="2276" w:type="dxa"/>
-            <w:tcMar>
-              <w:top w:w="60" w:type="dxa"/>
-              <w:bottom w:w="60" w:type="dxa"/>
-              <w:left w:w="90" w:type="dxa"/>
-              <w:right w:w="90" w:type="dxa"/>
-            </w:tcMar>
-          </w:tcPr>
-          <w:p>
-            <w:pPr>
-              <w:spacing w:before="40" w:after="40" w:line="276" w:lineRule="auto"/>
-              <w:rPr>
-                <w:rFonts w:ascii="Arial" w:cs="Arial" w:eastAsia="Arial" w:hAnsi="Arial"/>
-                <w:sz w:val="20"/>
-              </w:rPr>
-            </w:pPr>
-            <w:r>
-              <w:rPr>
-                <w:rFonts w:ascii="Arial" w:cs="Arial" w:eastAsia="Arial" w:hAnsi="Arial"/>
-                <w:sz w:val="20"/>
-                <w:szCs w:val="20"/>
-              </w:rPr>
-              <w:t xml:space="preserve">A prótese que dói</w:t>
-            </w:r>
-          </w:p>
-        </w:tc>
-        <w:tc>
-          <w:tcPr>
-            <w:tcW w:w="3932" w:type="dxa"/>
-            <w:tcMar>
-              <w:top w:w="60" w:type="dxa"/>
-              <w:bottom w:w="60" w:type="dxa"/>
-              <w:left w:w="90" w:type="dxa"/>
-              <w:right w:w="90" w:type="dxa"/>
-            </w:tcMar>
-          </w:tcPr>
-          <w:p>
-            <w:pPr>
-              <w:spacing w:before="40" w:after="40" w:line="276" w:lineRule="auto"/>
-              <w:rPr>
-                <w:rFonts w:ascii="Arial" w:cs="Arial" w:eastAsia="Arial" w:hAnsi="Arial"/>
-                <w:sz w:val="20"/>
-              </w:rPr>
-            </w:pPr>
-            <w:r>
-              <w:rPr>
-                <w:rFonts w:ascii="Arial" w:cs="Arial" w:eastAsia="Arial" w:hAnsi="Arial"/>
-                <w:sz w:val="20"/>
-                <w:szCs w:val="20"/>
-              </w:rPr>
-              <w:t xml:space="preserve">Homem, 41 anos, amputação transfemoral, trabalha em pé.</w:t>
+            <w:tcW w:w="2483" w:type="dxa"/>
+            <w:tcMar>
+              <w:top w:w="60" w:type="dxa"/>
+              <w:bottom w:w="60" w:type="dxa"/>
+              <w:left w:w="90" w:type="dxa"/>
+              <w:right w:w="90" w:type="dxa"/>
+            </w:tcMar>
+          </w:tcPr>
+          <w:p>
+            <w:pPr>
+              <w:spacing w:before="40" w:after="40" w:line="276" w:lineRule="auto"/>
+              <w:rPr>
+                <w:rFonts w:ascii="Arial" w:cs="Arial" w:eastAsia="Arial" w:hAnsi="Arial"/>
+                <w:sz w:val="20"/>
+              </w:rPr>
+            </w:pPr>
+            <w:r>
+              <w:rPr>
+                <w:rFonts w:ascii="Arial" w:cs="Arial" w:eastAsia="Arial" w:hAnsi="Arial"/>
+                <w:sz w:val="20"/>
+                <w:szCs w:val="20"/>
+              </w:rPr>
+              <w:t xml:space="preserve">A prótese que machuca sem avisar</w:t>
             </w:r>
           </w:p>
         </w:tc>
@@ -1762,7 +1802,35 @@
                 <w:sz w:val="20"/>
                 <w:szCs w:val="20"/>
               </w:rPr>
-              <w:t xml:space="preserve">Ele não carrega mais nada, e o dado precisa servir ao protesista.</w:t>
+              <w:t xml:space="preserve">Adesivo que muda de cor, sensor que vibra na hora, ou registro para o protesista.</w:t>
+            </w:r>
+          </w:p>
+        </w:tc>
+        <w:tc>
+          <w:tcPr>
+            <w:tcW w:w="3725" w:type="dxa"/>
+            <w:tcMar>
+              <w:top w:w="60" w:type="dxa"/>
+              <w:bottom w:w="60" w:type="dxa"/>
+              <w:left w:w="90" w:type="dxa"/>
+              <w:right w:w="90" w:type="dxa"/>
+            </w:tcMar>
+          </w:tcPr>
+          <w:p>
+            <w:pPr>
+              <w:spacing w:before="40" w:after="40" w:line="276" w:lineRule="auto"/>
+              <w:rPr>
+                <w:rFonts w:ascii="Arial" w:cs="Arial" w:eastAsia="Arial" w:hAnsi="Arial"/>
+                <w:sz w:val="20"/>
+              </w:rPr>
+            </w:pPr>
+            <w:r>
+              <w:rPr>
+                <w:rFonts w:ascii="Arial" w:cs="Arial" w:eastAsia="Arial" w:hAnsi="Arial"/>
+                <w:sz w:val="20"/>
+                <w:szCs w:val="20"/>
+              </w:rPr>
+              <w:t xml:space="preserve">"Se eu tiver que parar de trabalhar para olhar, eu não vou olhar." Elimina uma e enfraquece outra.</w:t>
             </w:r>
           </w:p>
         </w:tc>
@@ -1816,7 +1884,24 @@
           <w:sz w:val="22"/>
           <w:szCs w:val="22"/>
         </w:rPr>
-        <w:t xml:space="preserve"> Cada caso tem uma pergunta de destravamento na mesa do avaliador. A pergunta devolve o problema para o grupo em outro ângulo.</w:t>
+        <w:t xml:space="preserve"> Cada caso tem uma pergunta de destravamento na mesa do avaliador, e ela devolve o problema em outro ângulo em vez de entregar a resposta.</w:t>
+      </w:r>
+    </w:p>
+    <w:p>
+      <w:pPr>
+        <w:spacing w:before="0" w:after="120" w:line="276" w:lineRule="auto"/>
+        <w:rPr>
+          <w:rFonts w:ascii="Arial" w:cs="Arial" w:eastAsia="Arial" w:hAnsi="Arial"/>
+          <w:sz w:val="22"/>
+        </w:rPr>
+      </w:pPr>
+      <w:r>
+        <w:rPr>
+          <w:rFonts w:ascii="Arial" w:cs="Arial" w:eastAsia="Arial" w:hAnsi="Arial"/>
+          <w:sz w:val="22"/>
+          <w:szCs w:val="22"/>
+        </w:rPr>
+        <w:t xml:space="preserve">As respostas esperadas de cada caso, em três níveis, estão no NRO-PES-021. Leia antes da janela.</w:t>
       </w:r>
     </w:p>
     <w:p>
@@ -1924,7 +2009,7 @@
           <w:sz w:val="22"/>
           <w:szCs w:val="22"/>
         </w:rPr>
-        <w:t xml:space="preserve">O que vocês decidiram não fazer, e por quê?</w:t>
+        <w:t xml:space="preserve">Qual das outras duas quase venceu, e o que decidiu?</w:t>
       </w:r>
     </w:p>
     <w:p>
@@ -1945,7 +2030,7 @@
           <w:sz w:val="22"/>
           <w:szCs w:val="22"/>
         </w:rPr>
-        <w:t xml:space="preserve">Se essa pessoa dissesse não à ideia de vocês, qual seria o motivo?</w:t>
+        <w:t xml:space="preserve">Se essa pessoa dissesse não à escolha de vocês, qual seria o motivo?</w:t>
       </w:r>
     </w:p>
     <w:p>
@@ -1966,7 +2051,7 @@
           <w:sz w:val="22"/>
           <w:szCs w:val="22"/>
         </w:rPr>
-        <w:t xml:space="preserve">Alguém no grupo discordou? O que aconteceu com a discordância?</w:t>
+        <w:t xml:space="preserve">Alguém no grupo defendeu outra opção? O que aconteceu com esse argumento?</w:t>
       </w:r>
     </w:p>
     <w:p>
@@ -3761,6 +3846,64 @@
                 <w:sz w:val="20"/>
                 <w:szCs w:val="20"/>
               </w:rPr>
+              <w:t xml:space="preserve">O grupo quer misturar duas opções</w:t>
+            </w:r>
+          </w:p>
+        </w:tc>
+        <w:tc>
+          <w:tcPr>
+            <w:tcW w:w="7243" w:type="dxa"/>
+            <w:tcMar>
+              <w:top w:w="60" w:type="dxa"/>
+              <w:bottom w:w="60" w:type="dxa"/>
+              <w:left w:w="90" w:type="dxa"/>
+              <w:right w:w="90" w:type="dxa"/>
+            </w:tcMar>
+          </w:tcPr>
+          <w:p>
+            <w:pPr>
+              <w:spacing w:before="40" w:after="40" w:line="276" w:lineRule="auto"/>
+              <w:rPr>
+                <w:rFonts w:ascii="Arial" w:cs="Arial" w:eastAsia="Arial" w:hAnsi="Arial"/>
+                <w:sz w:val="20"/>
+              </w:rPr>
+            </w:pPr>
+            <w:r>
+              <w:rPr>
+                <w:rFonts w:ascii="Arial" w:cs="Arial" w:eastAsia="Arial" w:hAnsi="Arial"/>
+                <w:sz w:val="20"/>
+                <w:szCs w:val="20"/>
+              </w:rPr>
+              <w:t xml:space="preserve">Lembre que o prazo comporta uma. Misturar é a forma mais comum de não decidir, e a decisão é o que a fase mede.</w:t>
+            </w:r>
+          </w:p>
+        </w:tc>
+      </w:tr>
+      <w:tr>
+        <w:tc>
+          <w:tcPr>
+            <w:tcW w:w="3104" w:type="dxa"/>
+            <w:tcMar>
+              <w:top w:w="60" w:type="dxa"/>
+              <w:bottom w:w="60" w:type="dxa"/>
+              <w:left w:w="90" w:type="dxa"/>
+              <w:right w:w="90" w:type="dxa"/>
+            </w:tcMar>
+          </w:tcPr>
+          <w:p>
+            <w:pPr>
+              <w:spacing w:before="40" w:after="40" w:line="276" w:lineRule="auto"/>
+              <w:rPr>
+                <w:rFonts w:ascii="Arial" w:cs="Arial" w:eastAsia="Arial" w:hAnsi="Arial"/>
+                <w:sz w:val="20"/>
+              </w:rPr>
+            </w:pPr>
+            <w:r>
+              <w:rPr>
+                <w:rFonts w:ascii="Arial" w:cs="Arial" w:eastAsia="Arial" w:hAnsi="Arial"/>
+                <w:sz w:val="20"/>
+                <w:szCs w:val="20"/>
+              </w:rPr>
               <w:t xml:space="preserve">A sala começou 15 minutos atrasada</w:t>
             </w:r>
           </w:p>
@@ -4265,6 +4408,27 @@
           <w:szCs w:val="22"/>
         </w:rPr>
         <w:t xml:space="preserve">Deixe os quatro casos escolhidos e distribuídos entre os grupos que devem se formar.</w:t>
+      </w:r>
+    </w:p>
+    <w:p>
+      <w:pPr>
+        <w:numPr>
+          <w:ilvl w:val="0"/>
+          <w:numId w:val="2"/>
+        </w:numPr>
+        <w:spacing w:before="0" w:after="60" w:line="276" w:lineRule="auto"/>
+        <w:rPr>
+          <w:rFonts w:ascii="Arial" w:cs="Arial" w:eastAsia="Arial" w:hAnsi="Arial"/>
+          <w:sz w:val="22"/>
+        </w:rPr>
+      </w:pPr>
+      <w:r>
+        <w:rPr>
+          <w:rFonts w:ascii="Arial" w:cs="Arial" w:eastAsia="Arial" w:hAnsi="Arial"/>
+          <w:sz w:val="22"/>
+          <w:szCs w:val="22"/>
+        </w:rPr>
+        <w:t xml:space="preserve">Leia o NRO-PES-021 uma vez. É o gabarito, com respostas de exemplo em três níveis.</w:t>
       </w:r>
     </w:p>
     <w:sectPr>
